--- a/docs/ClientPro_HuongDanSuDung.docx
+++ b/docs/ClientPro_HuongDanSuDung.docx
@@ -227,7 +227,7 @@
         <w:spacing w:after="60"/>
       </w:pPr>
       <w:r>
-        <w:t xml:space="preserve">   3.8. Quản lý tài sản bảo đảm (TSBĐ)</w:t>
+        <w:t xml:space="preserve">   3.8. Chụp ảnh, nén ảnh, quản lý &amp; chia sẻ ảnh</w:t>
       </w:r>
     </w:p>
     <w:p>
@@ -235,7 +235,7 @@
         <w:spacing w:after="60"/>
       </w:pPr>
       <w:r>
-        <w:t xml:space="preserve">   3.9. Bản đồ &amp; chỉ đường</w:t>
+        <w:t xml:space="preserve">   3.9. Quản lý tài sản bảo đảm (TSBĐ)</w:t>
       </w:r>
     </w:p>
     <w:p>
@@ -243,7 +243,7 @@
         <w:spacing w:after="60"/>
       </w:pPr>
       <w:r>
-        <w:t xml:space="preserve">   3.10. Menu cài đặt &amp; đổi giao diện</w:t>
+        <w:t xml:space="preserve">   3.10. Định vị tài sản — lấy tọa độ GPS</w:t>
       </w:r>
     </w:p>
     <w:p>
@@ -251,7 +251,39 @@
         <w:spacing w:after="60"/>
       </w:pPr>
       <w:r>
-        <w:t xml:space="preserve">   3.11. Sao lưu &amp; khôi phục</w:t>
+        <w:t xml:space="preserve">   3.11. Tham khảo giá TSBĐ lân cận</w:t>
+      </w:r>
+    </w:p>
+    <w:p>
+      <w:pPr>
+        <w:spacing w:after="60"/>
+      </w:pPr>
+      <w:r>
+        <w:t xml:space="preserve">   3.12. Bản đồ &amp; chỉ đường</w:t>
+      </w:r>
+    </w:p>
+    <w:p>
+      <w:pPr>
+        <w:spacing w:after="60"/>
+      </w:pPr>
+      <w:r>
+        <w:t xml:space="preserve">   3.13. Menu cài đặt &amp; đổi giao diện</w:t>
+      </w:r>
+    </w:p>
+    <w:p>
+      <w:pPr>
+        <w:spacing w:after="60"/>
+      </w:pPr>
+      <w:r>
+        <w:t xml:space="preserve">   3.14. Sao lưu &amp; khôi phục</w:t>
+      </w:r>
+    </w:p>
+    <w:p>
+      <w:pPr>
+        <w:spacing w:after="60"/>
+      </w:pPr>
+      <w:r>
+        <w:t xml:space="preserve">   3.15. Chuyển bản backup cho user khác</w:t>
       </w:r>
     </w:p>
     <w:p>
@@ -1673,23 +1705,31 @@
         <w:pStyle w:val="Heading2"/>
       </w:pPr>
       <w:r>
-        <w:t>3.8. Quản lý tài sản bảo đảm (TSBĐ)</w:t>
+        <w:t>3.8. Chụp ảnh, nén ảnh, quản lý &amp; chia sẻ ảnh</w:t>
       </w:r>
     </w:p>
     <w:p>
       <w:pPr>
-        <w:pStyle w:val="ListNumber"/>
-      </w:pPr>
-      <w:r>
-        <w:t>Trong màn chi tiết khách hàng, chuyển sang tab TÀI SẢN.</w:t>
+        <w:spacing w:after="120"/>
+      </w:pPr>
+      <w:r>
+        <w:rPr>
+          <w:b w:val="0"/>
+          <w:i w:val="0"/>
+        </w:rPr>
+        <w:t>Mỗi khách hàng có kho ảnh hồ sơ riêng (tab HỒ SƠ ẢNH), và mỗi tài sản bảo đảm cũng có "Kho Ảnh TSBĐ" riêng — ảnh luôn được gắn đúng với khách hàng/tài sản tương ứng.</w:t>
       </w:r>
     </w:p>
     <w:p>
       <w:pPr>
-        <w:pStyle w:val="ListNumber"/>
-      </w:pPr>
-      <w:r>
-        <w:t>Nhấn "Thêm TSBĐ Mới".</w:t>
+        <w:spacing w:after="60"/>
+      </w:pPr>
+      <w:r>
+        <w:rPr>
+          <w:b/>
+          <w:i w:val="0"/>
+        </w:rPr>
+        <w:t>a) Chụp ảnh trực tiếp trong app</w:t>
       </w:r>
     </w:p>
     <w:p>
@@ -1697,7 +1737,7 @@
         <w:pStyle w:val="ListNumber"/>
       </w:pPr>
       <w:r>
-        <w:t>Điền Mô tả chính, Định giá, Mức vay tối đa, Diện tích, Mặt tiền, Năm xây dựng, vị trí/tọa độ (có nút lấy tọa độ GPS hiện tại).</w:t>
+        <w:t>Mở tab HỒ SƠ ẢNH (hoặc Kho Ảnh TSBĐ của một tài sản), nhấn nút "Chụp".</w:t>
       </w:r>
     </w:p>
     <w:p>
@@ -1705,7 +1745,183 @@
         <w:pStyle w:val="ListNumber"/>
       </w:pPr>
       <w:r>
-        <w:t>Nhấn "Thêm mới" để lưu. Tài sản hiện thành thẻ trong tab, kèm nút sửa/xóa, kho ảnh riêng và nút tra cứu giá tham khảo.</w:t>
+        <w:t>Camera trong app mở ra, tự động ưu tiên camera sau và độ phân giải cao (tới ~1920px) để chụp giấy tờ rõ nét. Căn khung và nhấn nút tròn để chụp.</w:t>
+      </w:r>
+    </w:p>
+    <w:p>
+      <w:pPr>
+        <w:pStyle w:val="ListNumber"/>
+      </w:pPr>
+      <w:r>
+        <w:t>Nếu trình duyệt không cho phép truy cập camera, app tự chuyển sang camera gốc của điện thoại — ảnh chụp xong vẫn được lưu về đúng kho ảnh.</w:t>
+      </w:r>
+    </w:p>
+    <w:p>
+      <w:pPr>
+        <w:spacing w:after="60"/>
+      </w:pPr>
+      <w:r>
+        <w:rPr>
+          <w:b/>
+          <w:i w:val="0"/>
+        </w:rPr>
+        <w:t>b) Thêm ảnh từ thư viện</w:t>
+      </w:r>
+    </w:p>
+    <w:p>
+      <w:pPr>
+        <w:pStyle w:val="ListNumber"/>
+      </w:pPr>
+      <w:r>
+        <w:t>Nhấn nút mũi tên tải lên (cạnh nút Chụp), chọn 1 hoặc nhiều ảnh cùng lúc từ thư viện của máy.</w:t>
+      </w:r>
+    </w:p>
+    <w:p>
+      <w:pPr>
+        <w:spacing w:after="60"/>
+      </w:pPr>
+      <w:r>
+        <w:rPr>
+          <w:b/>
+          <w:i w:val="0"/>
+        </w:rPr>
+        <w:t>c) Nén ảnh tự động</w:t>
+      </w:r>
+    </w:p>
+    <w:p>
+      <w:pPr>
+        <w:spacing w:after="120"/>
+      </w:pPr>
+      <w:r>
+        <w:rPr>
+          <w:b w:val="0"/>
+          <w:i w:val="0"/>
+        </w:rPr>
+        <w:t>Mọi ảnh (chụp hoặc tải lên) đều đi qua bộ nén thông minh trước khi lưu:</w:t>
+      </w:r>
+    </w:p>
+    <w:p>
+      <w:pPr>
+        <w:pStyle w:val="ListBullet"/>
+      </w:pPr>
+      <w:r>
+        <w:rPr>
+          <w:b/>
+        </w:rPr>
+        <w:t xml:space="preserve">Kích thước: </w:t>
+      </w:r>
+      <w:r>
+        <w:t>ảnh được thu về tối đa 2200px cạnh dài — đủ lớn để chữ trên giấy tờ vẫn rất nét.</w:t>
+      </w:r>
+    </w:p>
+    <w:p>
+      <w:pPr>
+        <w:pStyle w:val="ListBullet"/>
+      </w:pPr>
+      <w:r>
+        <w:rPr>
+          <w:b/>
+        </w:rPr>
+        <w:t xml:space="preserve">Dung lượng: </w:t>
+      </w:r>
+      <w:r>
+        <w:t>chất lượng JPEG được điều chỉnh tự động để mỗi ảnh nằm trong khoảng 500–700KB, cân bằng giữa độ nét và dung lượng lưu trữ/backup.</w:t>
+      </w:r>
+    </w:p>
+    <w:p>
+      <w:pPr>
+        <w:pStyle w:val="ListBullet"/>
+      </w:pPr>
+      <w:r>
+        <w:rPr>
+          <w:b/>
+        </w:rPr>
+        <w:t xml:space="preserve">Tối ưu hiển thị: </w:t>
+      </w:r>
+      <w:r>
+        <w:t>tăng nhẹ tương phản và độ sáng để văn bản dễ đọc hơn.</w:t>
+      </w:r>
+    </w:p>
+    <w:p>
+      <w:pPr>
+        <w:spacing w:after="60"/>
+      </w:pPr>
+      <w:r>
+        <w:rPr>
+          <w:b/>
+          <w:i w:val="0"/>
+        </w:rPr>
+        <w:t>d) Xem, chọn nhiều, gửi và tải ảnh</w:t>
+      </w:r>
+    </w:p>
+    <w:p>
+      <w:pPr>
+        <w:pStyle w:val="ListBullet"/>
+      </w:pPr>
+      <w:r>
+        <w:rPr>
+          <w:b/>
+        </w:rPr>
+        <w:t xml:space="preserve">Xem phóng to: </w:t>
+      </w:r>
+      <w:r>
+        <w:t>chạm vào ảnh để mở chế độ xem phóng to (lightbox): vuốt/bấm mũi tên để chuyển ảnh, nút chia sẻ để gửi ảnh ra ngoài, nút thùng rác để xóa ảnh.</w:t>
+      </w:r>
+    </w:p>
+    <w:p>
+      <w:pPr>
+        <w:pStyle w:val="ListBullet"/>
+      </w:pPr>
+      <w:r>
+        <w:rPr>
+          <w:b/>
+        </w:rPr>
+        <w:t xml:space="preserve">Chọn nhiều ảnh: </w:t>
+      </w:r>
+      <w:r>
+        <w:t>nhấn giữ một ảnh (hoặc bật nút chọn) để vào chế độ chọn nhiều; thanh công cụ hiện ra bên dưới với số ảnh đã chọn.</w:t>
+      </w:r>
+    </w:p>
+    <w:p>
+      <w:pPr>
+        <w:pStyle w:val="ListBullet"/>
+      </w:pPr>
+      <w:r>
+        <w:rPr>
+          <w:b/>
+        </w:rPr>
+        <w:t xml:space="preserve">Gửi / tải ảnh: </w:t>
+      </w:r>
+      <w:r>
+        <w:t>nút "Gửi" đóng gói các ảnh đã chọn và mở bảng chia sẻ của hệ điều hành — từ đây có thể gửi qua Zalo, Email, AirDrop hoặc "Lưu về máy" để tải ảnh ra thư viện điện thoại.</w:t>
+      </w:r>
+    </w:p>
+    <w:p>
+      <w:pPr>
+        <w:pStyle w:val="ListBullet"/>
+      </w:pPr>
+      <w:r>
+        <w:rPr>
+          <w:b/>
+        </w:rPr>
+        <w:t xml:space="preserve">Xóa nhiều ảnh: </w:t>
+      </w:r>
+      <w:r>
+        <w:t>nút "Xóa" xóa hàng loạt các ảnh đã chọn (có xác nhận).</w:t>
+      </w:r>
+    </w:p>
+    <w:p>
+      <w:pPr>
+        <w:pStyle w:val="ListBullet"/>
+      </w:pPr>
+      <w:r>
+        <w:rPr>
+          <w:b/>
+        </w:rPr>
+        <w:t xml:space="preserve">Đưa lên Drive: </w:t>
+      </w:r>
+      <w:r>
+        <w:t>nút "Up Drive" đẩy toàn bộ ảnh hồ sơ của khách hàng lên thư mục Google Drive cá nhân (cần cấu hình Drive trước).</w:t>
       </w:r>
     </w:p>
     <w:tbl>
@@ -1739,7 +1955,7 @@
                     <a:graphicData uri="http://schemas.openxmlformats.org/drawingml/2006/picture">
                       <pic:pic>
                         <pic:nvPicPr>
-                          <pic:cNvPr id="0" name="08_asset_modal.png"/>
+                          <pic:cNvPr id="0" name="13_images_tab.png"/>
                           <pic:cNvPicPr/>
                         </pic:nvPicPr>
                         <pic:blipFill>
@@ -1783,7 +1999,7 @@
                     <a:graphicData uri="http://schemas.openxmlformats.org/drawingml/2006/picture">
                       <pic:pic>
                         <pic:nvPicPr>
-                          <pic:cNvPr id="0" name="08b_assets_tab.png"/>
+                          <pic:cNvPr id="0" name="13b_select_images.png"/>
                           <pic:cNvPicPr/>
                         </pic:nvPicPr>
                         <pic:blipFill>
@@ -1823,7 +2039,7 @@
                 <w:color w:val="555D6B"/>
                 <w:sz w:val="19"/>
               </w:rPr>
-              <w:t>Hình 9 — Form thêm tài sản bảo đảm</w:t>
+              <w:t>Hình 9 — Tab Hồ sơ ảnh với nút Chụp / Up Drive / tải lên</w:t>
             </w:r>
           </w:p>
         </w:tc>
@@ -1841,7 +2057,7 @@
                 <w:color w:val="555D6B"/>
                 <w:sz w:val="19"/>
               </w:rPr>
-              <w:t>Hình 10 — Tab Tài sản sau khi lưu TSBĐ</w:t>
+              <w:t>Hình 10 — Chế độ chọn nhiều ảnh để Gửi hoặc Xóa</w:t>
             </w:r>
           </w:p>
         </w:tc>
@@ -1852,68 +2068,652 @@
         <w:spacing w:after="120"/>
       </w:pPr>
     </w:p>
+    <w:tbl>
+      <w:tblPr>
+        <w:tblW w:type="auto" w:w="0"/>
+        <w:jc w:val="center"/>
+        <w:tblLook w:firstColumn="1" w:firstRow="1" w:lastColumn="0" w:lastRow="0" w:noHBand="0" w:noVBand="1" w:val="04A0"/>
+      </w:tblPr>
+      <w:tblGrid>
+        <w:gridCol w:w="4320"/>
+        <w:gridCol w:w="4320"/>
+      </w:tblGrid>
+      <w:tr>
+        <w:tc>
+          <w:tcPr>
+            <w:tcW w:type="dxa" w:w="4320"/>
+          </w:tcPr>
+          <w:p>
+            <w:pPr>
+              <w:jc w:val="center"/>
+            </w:pPr>
+            <w:r>
+              <w:drawing>
+                <wp:inline xmlns:a="http://schemas.openxmlformats.org/drawingml/2006/main" xmlns:pic="http://schemas.openxmlformats.org/drawingml/2006/picture">
+                  <wp:extent cx="2376000" cy="5141908"/>
+                  <wp:docPr id="11" name="Picture 11"/>
+                  <wp:cNvGraphicFramePr>
+                    <a:graphicFrameLocks noChangeAspect="1"/>
+                  </wp:cNvGraphicFramePr>
+                  <a:graphic>
+                    <a:graphicData uri="http://schemas.openxmlformats.org/drawingml/2006/picture">
+                      <pic:pic>
+                        <pic:nvPicPr>
+                          <pic:cNvPr id="0" name="14_lightbox.png"/>
+                          <pic:cNvPicPr/>
+                        </pic:nvPicPr>
+                        <pic:blipFill>
+                          <a:blip r:embed="rId19"/>
+                          <a:stretch>
+                            <a:fillRect/>
+                          </a:stretch>
+                        </pic:blipFill>
+                        <pic:spPr>
+                          <a:xfrm>
+                            <a:off x="0" y="0"/>
+                            <a:ext cx="2376000" cy="5141908"/>
+                          </a:xfrm>
+                          <a:prstGeom prst="rect"/>
+                        </pic:spPr>
+                      </pic:pic>
+                    </a:graphicData>
+                  </a:graphic>
+                </wp:inline>
+              </w:drawing>
+            </w:r>
+          </w:p>
+        </w:tc>
+        <w:tc>
+          <w:tcPr>
+            <w:tcW w:type="dxa" w:w="4320"/>
+          </w:tcPr>
+          <w:p>
+            <w:pPr>
+              <w:jc w:val="center"/>
+            </w:pPr>
+            <w:r>
+              <w:drawing>
+                <wp:inline xmlns:a="http://schemas.openxmlformats.org/drawingml/2006/main" xmlns:pic="http://schemas.openxmlformats.org/drawingml/2006/picture">
+                  <wp:extent cx="2376000" cy="5141908"/>
+                  <wp:docPr id="12" name="Picture 12"/>
+                  <wp:cNvGraphicFramePr>
+                    <a:graphicFrameLocks noChangeAspect="1"/>
+                  </wp:cNvGraphicFramePr>
+                  <a:graphic>
+                    <a:graphicData uri="http://schemas.openxmlformats.org/drawingml/2006/picture">
+                      <pic:pic>
+                        <pic:nvPicPr>
+                          <pic:cNvPr id="0" name="15_camera.png"/>
+                          <pic:cNvPicPr/>
+                        </pic:nvPicPr>
+                        <pic:blipFill>
+                          <a:blip r:embed="rId20"/>
+                          <a:stretch>
+                            <a:fillRect/>
+                          </a:stretch>
+                        </pic:blipFill>
+                        <pic:spPr>
+                          <a:xfrm>
+                            <a:off x="0" y="0"/>
+                            <a:ext cx="2376000" cy="5141908"/>
+                          </a:xfrm>
+                          <a:prstGeom prst="rect"/>
+                        </pic:spPr>
+                      </pic:pic>
+                    </a:graphicData>
+                  </a:graphic>
+                </wp:inline>
+              </w:drawing>
+            </w:r>
+          </w:p>
+        </w:tc>
+      </w:tr>
+      <w:tr>
+        <w:tc>
+          <w:tcPr>
+            <w:tcW w:type="dxa" w:w="4320"/>
+          </w:tcPr>
+          <w:p>
+            <w:pPr>
+              <w:jc w:val="center"/>
+            </w:pPr>
+            <w:r>
+              <w:rPr>
+                <w:i/>
+                <w:color w:val="555D6B"/>
+                <w:sz w:val="19"/>
+              </w:rPr>
+              <w:t>Hình 11 — Xem ảnh phóng to: chuyển ảnh, chia sẻ, xóa</w:t>
+            </w:r>
+          </w:p>
+        </w:tc>
+        <w:tc>
+          <w:tcPr>
+            <w:tcW w:type="dxa" w:w="4320"/>
+          </w:tcPr>
+          <w:p>
+            <w:pPr>
+              <w:jc w:val="center"/>
+            </w:pPr>
+            <w:r>
+              <w:rPr>
+                <w:i/>
+                <w:color w:val="555D6B"/>
+                <w:sz w:val="19"/>
+              </w:rPr>
+              <w:t>Hình 12 — Camera trong app (khung hình minh họa)</w:t>
+            </w:r>
+          </w:p>
+        </w:tc>
+      </w:tr>
+    </w:tbl>
     <w:p>
       <w:pPr>
-        <w:pStyle w:val="Heading2"/>
-      </w:pPr>
-      <w:r>
-        <w:t>3.9. Bản đồ &amp; chỉ đường</w:t>
-      </w:r>
+        <w:spacing w:after="120"/>
+      </w:pPr>
     </w:p>
     <w:p>
       <w:pPr>
-        <w:pStyle w:val="ListBullet"/>
+        <w:pStyle w:val="Heading2"/>
+      </w:pPr>
+      <w:r>
+        <w:t>3.9. Quản lý tài sản bảo đảm (TSBĐ)</w:t>
+      </w:r>
+    </w:p>
+    <w:p>
+      <w:pPr>
+        <w:pStyle w:val="ListNumber"/>
+      </w:pPr>
+      <w:r>
+        <w:t>Trong màn chi tiết khách hàng, chuyển sang tab TÀI SẢN rồi nhấn "Thêm TSBĐ Mới".</w:t>
+      </w:r>
+    </w:p>
+    <w:p>
+      <w:pPr>
+        <w:pStyle w:val="ListNumber"/>
       </w:pPr>
       <w:r>
         <w:rPr>
           <w:b/>
         </w:rPr>
-        <w:t xml:space="preserve">Mở bản đồ: </w:t>
-      </w:r>
-      <w:r>
-        <w:t>từ màn hình chính nhấn "Bản đồ" trong Thao tác nhanh.</w:t>
+        <w:t xml:space="preserve">Mô tả chính: </w:t>
+      </w:r>
+      <w:r>
+        <w:t>số bìa/số đăng ký hoặc mô tả ngắn gọn của tài sản (bắt buộc).</w:t>
       </w:r>
     </w:p>
     <w:p>
       <w:pPr>
-        <w:pStyle w:val="ListBullet"/>
+        <w:pStyle w:val="ListNumber"/>
       </w:pPr>
       <w:r>
         <w:rPr>
           <w:b/>
         </w:rPr>
-        <w:t xml:space="preserve">Đổi lớp bản đồ: </w:t>
-      </w:r>
-      <w:r>
-        <w:t>chọn "Bản đồ tối" hoặc "Vệ tinh" ở góc phải trên.</w:t>
+        <w:t xml:space="preserve">Định giá (Trđ) và Vay Max (Trđ): </w:t>
+      </w:r>
+      <w:r>
+        <w:t>giá trị định giá và mức cho vay tối đa, đơn vị triệu đồng.</w:t>
       </w:r>
     </w:p>
     <w:p>
       <w:pPr>
-        <w:pStyle w:val="ListBullet"/>
+        <w:pStyle w:val="ListNumber"/>
       </w:pPr>
       <w:r>
         <w:rPr>
           <w:b/>
         </w:rPr>
-        <w:t xml:space="preserve">Vị trí của tôi: </w:t>
-      </w:r>
-      <w:r>
-        <w:t>nút định vị (góc phải dưới) đưa bản đồ về vị trí hiện tại của bạn.</w:t>
+        <w:t xml:space="preserve">Diện tích / Mặt tiền / Xây dựng: </w:t>
+      </w:r>
+      <w:r>
+        <w:t>diện tích (m²), mặt tiền (m), năm xây dựng — hiển thị thành các nhãn trên thẻ tài sản và dùng cho tính năng tham khảo giá.</w:t>
       </w:r>
     </w:p>
     <w:p>
       <w:pPr>
-        <w:pStyle w:val="ListBullet"/>
+        <w:pStyle w:val="ListNumber"/>
       </w:pPr>
       <w:r>
         <w:rPr>
           <w:b/>
         </w:rPr>
-        <w:t xml:space="preserve">Marker &amp; chỉ đường: </w:t>
-      </w:r>
-      <w:r>
-        <w:t>các khách hàng/tài sản đã lưu tọa độ sẽ hiện marker trên bản đồ; chạm marker để xem thông tin và chỉ đường (OSRM).</w:t>
+        <w:t xml:space="preserve">Vị trí + Ghi chú thêm: </w:t>
+      </w:r>
+      <w:r>
+        <w:t>địa chỉ, mô tả công trình trên đất… (ví dụ "Nhà 2 tầng, đường Lâm Văn Bền").</w:t>
+      </w:r>
+    </w:p>
+    <w:p>
+      <w:pPr>
+        <w:pStyle w:val="ListNumber"/>
+      </w:pPr>
+      <w:r>
+        <w:rPr>
+          <w:b/>
+        </w:rPr>
+        <w:t xml:space="preserve">Vị trí / Tọa độ (MAP): </w:t>
+      </w:r>
+      <w:r>
+        <w:t>tọa độ của tài sản — xem chi tiết cách lấy ở mục 3.10.</w:t>
+      </w:r>
+    </w:p>
+    <w:p>
+      <w:pPr>
+        <w:pStyle w:val="ListNumber"/>
+      </w:pPr>
+      <w:r>
+        <w:t>Nhấn "Thêm mới" (hoặc "Lưu thay đổi" khi sửa) để lưu.</w:t>
+      </w:r>
+    </w:p>
+    <w:p>
+      <w:pPr>
+        <w:spacing w:after="120"/>
+      </w:pPr>
+      <w:r>
+        <w:rPr>
+          <w:b w:val="0"/>
+          <w:i w:val="0"/>
+        </w:rPr>
+        <w:t>Sau khi lưu, mỗi tài sản hiển thị thành một thẻ trong tab TÀI SẢN gồm:</w:t>
+      </w:r>
+    </w:p>
+    <w:p>
+      <w:pPr>
+        <w:pStyle w:val="ListBullet"/>
+      </w:pPr>
+      <w:r>
+        <w:rPr>
+          <w:b/>
+        </w:rPr>
+        <w:t xml:space="preserve">Thông tin tóm tắt: </w:t>
+      </w:r>
+      <w:r>
+        <w:t>mô tả, các nhãn diện tích / mặt tiền / năm xây dựng, dòng định giá (ĐG) và mức vay (Vay).</w:t>
+      </w:r>
+    </w:p>
+    <w:p>
+      <w:pPr>
+        <w:pStyle w:val="ListBullet"/>
+      </w:pPr>
+      <w:r>
+        <w:rPr>
+          <w:b/>
+        </w:rPr>
+        <w:t xml:space="preserve">Nút sửa / xóa: </w:t>
+      </w:r>
+      <w:r>
+        <w:t>bút chì để sửa thông tin, thùng rác để xóa tài sản.</w:t>
+      </w:r>
+    </w:p>
+    <w:p>
+      <w:pPr>
+        <w:pStyle w:val="ListBullet"/>
+      </w:pPr>
+      <w:r>
+        <w:rPr>
+          <w:b/>
+        </w:rPr>
+        <w:t xml:space="preserve">Nút Bản đồ: </w:t>
+      </w:r>
+      <w:r>
+        <w:t>mở vị trí tài sản trên Google Maps (chỉ hiện khi đã có tọa độ; chưa có tọa độ sẽ hiện "No Map").</w:t>
+      </w:r>
+    </w:p>
+    <w:p>
+      <w:pPr>
+        <w:pStyle w:val="ListBullet"/>
+      </w:pPr>
+      <w:r>
+        <w:rPr>
+          <w:b/>
+        </w:rPr>
+        <w:t xml:space="preserve">Nút Tham khảo: </w:t>
+      </w:r>
+      <w:r>
+        <w:t>so sánh giá với các tài sản lân cận (mục 3.11).</w:t>
+      </w:r>
+    </w:p>
+    <w:p>
+      <w:pPr>
+        <w:pStyle w:val="ListBullet"/>
+      </w:pPr>
+      <w:r>
+        <w:rPr>
+          <w:b/>
+        </w:rPr>
+        <w:t xml:space="preserve">Nút Kho Ảnh TSBĐ: </w:t>
+      </w:r>
+      <w:r>
+        <w:t>kho ảnh riêng của tài sản — chụp/lưu ảnh sổ đỏ, hiện trạng nhà đất… tách biệt với ảnh hồ sơ khách hàng.</w:t>
+      </w:r>
+    </w:p>
+    <w:tbl>
+      <w:tblPr>
+        <w:tblW w:type="auto" w:w="0"/>
+        <w:jc w:val="center"/>
+        <w:tblLook w:firstColumn="1" w:firstRow="1" w:lastColumn="0" w:lastRow="0" w:noHBand="0" w:noVBand="1" w:val="04A0"/>
+      </w:tblPr>
+      <w:tblGrid>
+        <w:gridCol w:w="4320"/>
+        <w:gridCol w:w="4320"/>
+      </w:tblGrid>
+      <w:tr>
+        <w:tc>
+          <w:tcPr>
+            <w:tcW w:type="dxa" w:w="4320"/>
+          </w:tcPr>
+          <w:p>
+            <w:pPr>
+              <w:jc w:val="center"/>
+            </w:pPr>
+            <w:r>
+              <w:drawing>
+                <wp:inline xmlns:a="http://schemas.openxmlformats.org/drawingml/2006/main" xmlns:pic="http://schemas.openxmlformats.org/drawingml/2006/picture">
+                  <wp:extent cx="2376000" cy="5141908"/>
+                  <wp:docPr id="13" name="Picture 13"/>
+                  <wp:cNvGraphicFramePr>
+                    <a:graphicFrameLocks noChangeAspect="1"/>
+                  </wp:cNvGraphicFramePr>
+                  <a:graphic>
+                    <a:graphicData uri="http://schemas.openxmlformats.org/drawingml/2006/picture">
+                      <pic:pic>
+                        <pic:nvPicPr>
+                          <pic:cNvPr id="0" name="08_asset_modal.png"/>
+                          <pic:cNvPicPr/>
+                        </pic:nvPicPr>
+                        <pic:blipFill>
+                          <a:blip r:embed="rId21"/>
+                          <a:stretch>
+                            <a:fillRect/>
+                          </a:stretch>
+                        </pic:blipFill>
+                        <pic:spPr>
+                          <a:xfrm>
+                            <a:off x="0" y="0"/>
+                            <a:ext cx="2376000" cy="5141908"/>
+                          </a:xfrm>
+                          <a:prstGeom prst="rect"/>
+                        </pic:spPr>
+                      </pic:pic>
+                    </a:graphicData>
+                  </a:graphic>
+                </wp:inline>
+              </w:drawing>
+            </w:r>
+          </w:p>
+        </w:tc>
+        <w:tc>
+          <w:tcPr>
+            <w:tcW w:type="dxa" w:w="4320"/>
+          </w:tcPr>
+          <w:p>
+            <w:pPr>
+              <w:jc w:val="center"/>
+            </w:pPr>
+            <w:r>
+              <w:drawing>
+                <wp:inline xmlns:a="http://schemas.openxmlformats.org/drawingml/2006/main" xmlns:pic="http://schemas.openxmlformats.org/drawingml/2006/picture">
+                  <wp:extent cx="2376000" cy="5141908"/>
+                  <wp:docPr id="14" name="Picture 14"/>
+                  <wp:cNvGraphicFramePr>
+                    <a:graphicFrameLocks noChangeAspect="1"/>
+                  </wp:cNvGraphicFramePr>
+                  <a:graphic>
+                    <a:graphicData uri="http://schemas.openxmlformats.org/drawingml/2006/picture">
+                      <pic:pic>
+                        <pic:nvPicPr>
+                          <pic:cNvPr id="0" name="08b_assets_tab.png"/>
+                          <pic:cNvPicPr/>
+                        </pic:nvPicPr>
+                        <pic:blipFill>
+                          <a:blip r:embed="rId22"/>
+                          <a:stretch>
+                            <a:fillRect/>
+                          </a:stretch>
+                        </pic:blipFill>
+                        <pic:spPr>
+                          <a:xfrm>
+                            <a:off x="0" y="0"/>
+                            <a:ext cx="2376000" cy="5141908"/>
+                          </a:xfrm>
+                          <a:prstGeom prst="rect"/>
+                        </pic:spPr>
+                      </pic:pic>
+                    </a:graphicData>
+                  </a:graphic>
+                </wp:inline>
+              </w:drawing>
+            </w:r>
+          </w:p>
+        </w:tc>
+      </w:tr>
+      <w:tr>
+        <w:tc>
+          <w:tcPr>
+            <w:tcW w:type="dxa" w:w="4320"/>
+          </w:tcPr>
+          <w:p>
+            <w:pPr>
+              <w:jc w:val="center"/>
+            </w:pPr>
+            <w:r>
+              <w:rPr>
+                <w:i/>
+                <w:color w:val="555D6B"/>
+                <w:sz w:val="19"/>
+              </w:rPr>
+              <w:t>Hình 13 — Form thêm tài sản bảo đảm</w:t>
+            </w:r>
+          </w:p>
+        </w:tc>
+        <w:tc>
+          <w:tcPr>
+            <w:tcW w:type="dxa" w:w="4320"/>
+          </w:tcPr>
+          <w:p>
+            <w:pPr>
+              <w:jc w:val="center"/>
+            </w:pPr>
+            <w:r>
+              <w:rPr>
+                <w:i/>
+                <w:color w:val="555D6B"/>
+                <w:sz w:val="19"/>
+              </w:rPr>
+              <w:t>Hình 14 — Thẻ tài sản: sửa/xóa, Bản đồ, Tham khảo, Kho ảnh</w:t>
+            </w:r>
+          </w:p>
+        </w:tc>
+      </w:tr>
+    </w:tbl>
+    <w:p>
+      <w:pPr>
+        <w:spacing w:after="120"/>
+      </w:pPr>
+    </w:p>
+    <w:p>
+      <w:pPr>
+        <w:pStyle w:val="Heading2"/>
+      </w:pPr>
+      <w:r>
+        <w:t>3.10. Định vị tài sản — lấy tọa độ GPS</w:t>
+      </w:r>
+    </w:p>
+    <w:p>
+      <w:pPr>
+        <w:spacing w:after="120"/>
+      </w:pPr>
+      <w:r>
+        <w:rPr>
+          <w:b w:val="0"/>
+          <w:i w:val="0"/>
+        </w:rPr>
+        <w:t>Tọa độ giúp tài sản hiển thị trên bản đồ trong app, mở được Google Maps và là điều kiện để dùng tính năng Tham khảo giá. Có 3 cách nhập tọa độ vào ô "Vị trí / Tọa độ (MAP)":</w:t>
+      </w:r>
+    </w:p>
+    <w:p>
+      <w:pPr>
+        <w:pStyle w:val="ListNumber"/>
+      </w:pPr>
+      <w:r>
+        <w:rPr>
+          <w:b/>
+        </w:rPr>
+        <w:t xml:space="preserve">Cách 1 — Lấy GPS tại chỗ: </w:t>
+      </w:r>
+      <w:r>
+        <w:t>đứng tại tài sản, nhấn nút định vị (biểu tượng ghim bên phải ô nhập). App dò GPS nhiều tầng — giữ chip GPS hoạt động liên tục để bắt tín hiệu vệ tinh, ưu tiên kết quả sai số dưới 100m — rồi tự điền link tọa độ và báo độ sai số (ví dụ "Đã lấy tọa độ (sai số ~15m)"). Lưu ý: cần cấp quyền vị trí cho app và bật GPS; ở trong nhà kín tín hiệu có thể chậm hơn.</w:t>
+      </w:r>
+    </w:p>
+    <w:p>
+      <w:pPr>
+        <w:pStyle w:val="ListNumber"/>
+      </w:pPr>
+      <w:r>
+        <w:rPr>
+          <w:b/>
+        </w:rPr>
+        <w:t xml:space="preserve">Cách 2 — Dán link Google Maps: </w:t>
+      </w:r>
+      <w:r>
+        <w:t>mở Google Maps, tìm vị trí tài sản, sao chép link chia sẻ hoặc link trên thanh địa chỉ rồi dán vào ô. App tự nhận các dạng link phổ biến (link có "?q=...", "@lat,lng", link chia sẻ đầy đủ…).</w:t>
+      </w:r>
+    </w:p>
+    <w:p>
+      <w:pPr>
+        <w:pStyle w:val="ListNumber"/>
+      </w:pPr>
+      <w:r>
+        <w:rPr>
+          <w:b/>
+        </w:rPr>
+        <w:t xml:space="preserve">Cách 3 — Nhập tọa độ thô: </w:t>
+      </w:r>
+      <w:r>
+        <w:t>gõ trực tiếp "vĩ độ, kinh độ" (ví dụ: 10.7411, 106.7220). App tự chuyển thành link Google Maps chuẩn khi lưu.</w:t>
+      </w:r>
+    </w:p>
+    <w:p>
+      <w:pPr>
+        <w:spacing w:after="120"/>
+      </w:pPr>
+      <w:r>
+        <w:rPr>
+          <w:b w:val="0"/>
+          <w:i w:val="0"/>
+        </w:rPr>
+        <w:t>Nút dấu hỏi "?" cạnh ô nhập mở bảng hướng dẫn lấy tọa độ ngay trong app. Sau khi lưu, thẻ tài sản có nút "Bản đồ" mở đúng vị trí trên Google Maps, đồng thời tài sản hiện thành marker trên màn hình Bản đồ của app (kèm ảnh đại diện nếu có).</w:t>
+      </w:r>
+    </w:p>
+    <w:p>
+      <w:pPr>
+        <w:pStyle w:val="Heading2"/>
+      </w:pPr>
+      <w:r>
+        <w:t>3.11. Tham khảo giá TSBĐ lân cận</w:t>
+      </w:r>
+    </w:p>
+    <w:p>
+      <w:pPr>
+        <w:spacing w:after="120"/>
+      </w:pPr>
+      <w:r>
+        <w:rPr>
+          <w:b w:val="0"/>
+          <w:i w:val="0"/>
+        </w:rPr>
+        <w:t>Tính năng này giúp cán bộ định giá nhanh bằng cách so sánh với chính các tài sản đã có trong dữ liệu của bạn ở khu vực xung quanh.</w:t>
+      </w:r>
+    </w:p>
+    <w:p>
+      <w:pPr>
+        <w:spacing w:after="60"/>
+      </w:pPr>
+      <w:r>
+        <w:rPr>
+          <w:b/>
+          <w:i w:val="0"/>
+        </w:rPr>
+        <w:t>Cách dùng:</w:t>
+      </w:r>
+    </w:p>
+    <w:p>
+      <w:pPr>
+        <w:pStyle w:val="ListNumber"/>
+      </w:pPr>
+      <w:r>
+        <w:t>Mở thẻ tài sản (đã có tọa độ) và nhấn nút "Tham khảo".</w:t>
+      </w:r>
+    </w:p>
+    <w:p>
+      <w:pPr>
+        <w:pStyle w:val="ListNumber"/>
+      </w:pPr>
+      <w:r>
+        <w:t>App quét toàn bộ tài sản của tất cả khách hàng trong máy, lọc những tài sản có đủ tọa độ và định giá.</w:t>
+      </w:r>
+    </w:p>
+    <w:p>
+      <w:pPr>
+        <w:pStyle w:val="ListNumber"/>
+      </w:pPr>
+      <w:r>
+        <w:t>Kết quả xếp theo khoảng cách gần nhất và hiển thị tối đa 20 tài sản: khoảng cách, định giá, diện tích, mặt tiền và tên khách hàng sở hữu.</w:t>
+      </w:r>
+    </w:p>
+    <w:p>
+      <w:pPr>
+        <w:spacing w:after="60"/>
+      </w:pPr>
+      <w:r>
+        <w:rPr>
+          <w:b/>
+          <w:i w:val="0"/>
+        </w:rPr>
+        <w:t>Nguyên lý tính khoảng cách:</w:t>
+      </w:r>
+    </w:p>
+    <w:p>
+      <w:pPr>
+        <w:pStyle w:val="ListBullet"/>
+      </w:pPr>
+      <w:r>
+        <w:rPr>
+          <w:b/>
+        </w:rPr>
+        <w:t xml:space="preserve">Tức thời: </w:t>
+      </w:r>
+      <w:r>
+        <w:t>kết quả hiện ngay theo khoảng cách đường chim bay (công thức haversine) — không cần mạng.</w:t>
+      </w:r>
+    </w:p>
+    <w:p>
+      <w:pPr>
+        <w:pStyle w:val="ListBullet"/>
+      </w:pPr>
+      <w:r>
+        <w:rPr>
+          <w:b/>
+        </w:rPr>
+        <w:t xml:space="preserve">Nâng cấp nền: </w:t>
+      </w:r>
+      <w:r>
+        <w:t>nếu có mạng, app gọi dịch vụ chỉ đường OSRM để thay bằng quãng đường đường bộ thực tế rồi sắp xếp lại danh sách — con số "Cách …" trở nên sát thực tế di chuyển hơn.</w:t>
+      </w:r>
+    </w:p>
+    <w:p>
+      <w:pPr>
+        <w:pStyle w:val="ListBullet"/>
+      </w:pPr>
+      <w:r>
+        <w:rPr>
+          <w:b/>
+        </w:rPr>
+        <w:t xml:space="preserve">Điều kiện: </w:t>
+      </w:r>
+      <w:r>
+        <w:t>nếu tài sản chưa có tọa độ, app sẽ nhắc "TSBĐ chưa có tọa độ chuẩn"; nếu chưa có tài sản nào khác đủ dữ liệu, app báo "Chưa có dữ liệu tham chiếu phù hợp".</w:t>
       </w:r>
     </w:p>
     <w:p>
@@ -1924,7 +2724,7 @@
         <w:drawing>
           <wp:inline xmlns:a="http://schemas.openxmlformats.org/drawingml/2006/main" xmlns:pic="http://schemas.openxmlformats.org/drawingml/2006/picture">
             <wp:extent cx="2592000" cy="5609354"/>
-            <wp:docPr id="11" name="Picture 11"/>
+            <wp:docPr id="15" name="Picture 15"/>
             <wp:cNvGraphicFramePr>
               <a:graphicFrameLocks noChangeAspect="1"/>
             </wp:cNvGraphicFramePr>
@@ -1932,11 +2732,11 @@
               <a:graphicData uri="http://schemas.openxmlformats.org/drawingml/2006/picture">
                 <pic:pic>
                   <pic:nvPicPr>
-                    <pic:cNvPr id="0" name="09_map.png"/>
+                    <pic:cNvPr id="0" name="12_ref_price.png"/>
                     <pic:cNvPicPr/>
                   </pic:nvPicPr>
                   <pic:blipFill>
-                    <a:blip r:embed="rId19"/>
+                    <a:blip r:embed="rId23"/>
                     <a:stretch>
                       <a:fillRect/>
                     </a:stretch>
@@ -1966,7 +2766,7 @@
           <w:color w:val="555D6B"/>
           <w:sz w:val="19"/>
         </w:rPr>
-        <w:t>Hình 11 — Màn hình bản đồ với nút chọn lớp và định vị</w:t>
+        <w:t>Hình 15 — Tham khảo giá: các TSBĐ lân cận xếp theo khoảng cách</w:t>
       </w:r>
     </w:p>
     <w:p>
@@ -1974,19 +2774,7 @@
         <w:pStyle w:val="Heading2"/>
       </w:pPr>
       <w:r>
-        <w:t>3.10. Menu cài đặt &amp; đổi giao diện</w:t>
-      </w:r>
-    </w:p>
-    <w:p>
-      <w:pPr>
-        <w:spacing w:after="120"/>
-      </w:pPr>
-      <w:r>
-        <w:rPr>
-          <w:b w:val="0"/>
-          <w:i w:val="0"/>
-        </w:rPr>
-        <w:t>Nhấn nút bánh răng ở góc phải màn hình chính để mở Menu Cài Đặt:</w:t>
+        <w:t>3.12. Bản đồ &amp; chỉ đường</w:t>
       </w:r>
     </w:p>
     <w:p>
@@ -1997,10 +2785,10 @@
         <w:rPr>
           <w:b/>
         </w:rPr>
-        <w:t xml:space="preserve">Giao diện: </w:t>
-      </w:r>
-      <w:r>
-        <w:t>chọn 1 trong nhiều bộ màu giao diện (xanh ngân hàng, tối, hoàng hôn, đại dương…). Giao diện đổi ngay và được ghi nhớ.</w:t>
+        <w:t xml:space="preserve">Mở bản đồ: </w:t>
+      </w:r>
+      <w:r>
+        <w:t>từ màn hình chính nhấn "Bản đồ" trong Thao tác nhanh.</w:t>
       </w:r>
     </w:p>
     <w:p>
@@ -2011,10 +2799,10 @@
         <w:rPr>
           <w:b/>
         </w:rPr>
-        <w:t xml:space="preserve">Bảo mật: </w:t>
-      </w:r>
-      <w:r>
-        <w:t>thiết lập mở khóa Face ID / vân tay, đổi mã PIN.</w:t>
+        <w:t xml:space="preserve">Đổi lớp bản đồ: </w:t>
+      </w:r>
+      <w:r>
+        <w:t>chọn "Bản đồ tối" hoặc "Vệ tinh" ở góc phải trên.</w:t>
       </w:r>
     </w:p>
     <w:p>
@@ -2025,10 +2813,24 @@
         <w:rPr>
           <w:b/>
         </w:rPr>
-        <w:t xml:space="preserve">Donate: </w:t>
-      </w:r>
-      <w:r>
-        <w:t>ủng hộ tác giả ứng dụng.</w:t>
+        <w:t xml:space="preserve">Vị trí của tôi: </w:t>
+      </w:r>
+      <w:r>
+        <w:t>nút định vị (góc phải dưới) đưa bản đồ về vị trí hiện tại của bạn.</w:t>
+      </w:r>
+    </w:p>
+    <w:p>
+      <w:pPr>
+        <w:pStyle w:val="ListBullet"/>
+      </w:pPr>
+      <w:r>
+        <w:rPr>
+          <w:b/>
+        </w:rPr>
+        <w:t xml:space="preserve">Marker &amp; chỉ đường: </w:t>
+      </w:r>
+      <w:r>
+        <w:t>các khách hàng/tài sản đã lưu tọa độ sẽ hiện marker trên bản đồ; chạm marker để xem thông tin và chỉ đường (OSRM).</w:t>
       </w:r>
     </w:p>
     <w:p>
@@ -2039,7 +2841,7 @@
         <w:drawing>
           <wp:inline xmlns:a="http://schemas.openxmlformats.org/drawingml/2006/main" xmlns:pic="http://schemas.openxmlformats.org/drawingml/2006/picture">
             <wp:extent cx="2592000" cy="5609354"/>
-            <wp:docPr id="12" name="Picture 12"/>
+            <wp:docPr id="16" name="Picture 16"/>
             <wp:cNvGraphicFramePr>
               <a:graphicFrameLocks noChangeAspect="1"/>
             </wp:cNvGraphicFramePr>
@@ -2047,11 +2849,11 @@
               <a:graphicData uri="http://schemas.openxmlformats.org/drawingml/2006/picture">
                 <pic:pic>
                   <pic:nvPicPr>
-                    <pic:cNvPr id="0" name="10_menu.png"/>
+                    <pic:cNvPr id="0" name="09_map.png"/>
                     <pic:cNvPicPr/>
                   </pic:nvPicPr>
                   <pic:blipFill>
-                    <a:blip r:embed="rId20"/>
+                    <a:blip r:embed="rId24"/>
                     <a:stretch>
                       <a:fillRect/>
                     </a:stretch>
@@ -2081,7 +2883,7 @@
           <w:color w:val="555D6B"/>
           <w:sz w:val="19"/>
         </w:rPr>
-        <w:t>Hình 12 — Menu cài đặt: đổi giao diện, bảo mật</w:t>
+        <w:t>Hình 16 — Màn hình bản đồ với nút chọn lớp và định vị</w:t>
       </w:r>
     </w:p>
     <w:p>
@@ -2089,7 +2891,7 @@
         <w:pStyle w:val="Heading2"/>
       </w:pPr>
       <w:r>
-        <w:t>3.11. Sao lưu &amp; khôi phục</w:t>
+        <w:t>3.13. Menu cài đặt &amp; đổi giao diện</w:t>
       </w:r>
     </w:p>
     <w:p>
@@ -2101,7 +2903,7 @@
           <w:b w:val="0"/>
           <w:i w:val="0"/>
         </w:rPr>
-        <w:t>Mở từ Thao tác nhanh → "Sao lưu &amp; khôi phục" (Trung tâm Backup):</w:t>
+        <w:t>Nhấn nút bánh răng ở góc phải màn hình chính để mở Menu Cài Đặt:</w:t>
       </w:r>
     </w:p>
     <w:p>
@@ -2112,10 +2914,10 @@
         <w:rPr>
           <w:b/>
         </w:rPr>
-        <w:t xml:space="preserve">Backup lên Drive: </w:t>
-      </w:r>
-      <w:r>
-        <w:t>nhấn "Sao lưu lên Drive" để đẩy bản sao lưu mã hóa lên Google Drive cá nhân (cần cấu hình trước Link GAS cá nhân + mã bảo mật trong "Cài đặt Google Drive" ở màn hình chính). App cũng tự sao lưu mỗi ngày và giữ 3 bản mới nhất.</w:t>
+        <w:t xml:space="preserve">Giao diện: </w:t>
+      </w:r>
+      <w:r>
+        <w:t>chọn 1 trong nhiều bộ màu giao diện (xanh ngân hàng, tối, hoàng hôn, đại dương…). Giao diện đổi ngay và được ghi nhớ.</w:t>
       </w:r>
     </w:p>
     <w:p>
@@ -2126,10 +2928,10 @@
         <w:rPr>
           <w:b/>
         </w:rPr>
-        <w:t xml:space="preserve">Bản sao lưu trong máy: </w:t>
-      </w:r>
-      <w:r>
-        <w:t>"Tạo &amp; xuất file" tạo bản sao lưu .cpb đã mã hóa lưu trong máy hoặc xuất ra ngoài; "Nhập file .cpb" để khôi phục từ file.</w:t>
+        <w:t xml:space="preserve">Bảo mật: </w:t>
+      </w:r>
+      <w:r>
+        <w:t>thiết lập mở khóa Face ID / vân tay, đổi mã PIN.</w:t>
       </w:r>
     </w:p>
     <w:p>
@@ -2140,23 +2942,10 @@
         <w:rPr>
           <w:b/>
         </w:rPr>
-        <w:t xml:space="preserve">Chuyển giữa thiết bị: </w:t>
-      </w:r>
-      <w:r>
-        <w:t>"Nhận từ user" cho phép nhận bản sao lưu do đồng nghiệp/máy cũ gửi qua cloud — dùng khi chuyển dữ liệu sang thiết bị mới.</w:t>
-      </w:r>
-    </w:p>
-    <w:p>
-      <w:pPr>
-        <w:spacing w:after="120"/>
-      </w:pPr>
-      <w:r>
-        <w:rPr>
-          <w:b w:val="0"/>
-          <w:i/>
-          <w:color w:val="DA251D"/>
-        </w:rPr>
-        <w:t>File backup đã được mã hóa, nhưng tuyệt đối không chia sẻ file backup cho người khác.</w:t>
+        <w:t xml:space="preserve">Donate: </w:t>
+      </w:r>
+      <w:r>
+        <w:t>ủng hộ tác giả ứng dụng.</w:t>
       </w:r>
     </w:p>
     <w:p>
@@ -2167,7 +2956,7 @@
         <w:drawing>
           <wp:inline xmlns:a="http://schemas.openxmlformats.org/drawingml/2006/main" xmlns:pic="http://schemas.openxmlformats.org/drawingml/2006/picture">
             <wp:extent cx="2592000" cy="5609354"/>
-            <wp:docPr id="13" name="Picture 13"/>
+            <wp:docPr id="17" name="Picture 17"/>
             <wp:cNvGraphicFramePr>
               <a:graphicFrameLocks noChangeAspect="1"/>
             </wp:cNvGraphicFramePr>
@@ -2175,11 +2964,11 @@
               <a:graphicData uri="http://schemas.openxmlformats.org/drawingml/2006/picture">
                 <pic:pic>
                   <pic:nvPicPr>
-                    <pic:cNvPr id="0" name="11_backup_manager.png"/>
+                    <pic:cNvPr id="0" name="10_menu.png"/>
                     <pic:cNvPicPr/>
                   </pic:nvPicPr>
                   <pic:blipFill>
-                    <a:blip r:embed="rId21"/>
+                    <a:blip r:embed="rId25"/>
                     <a:stretch>
                       <a:fillRect/>
                     </a:stretch>
@@ -2209,7 +2998,614 @@
           <w:color w:val="555D6B"/>
           <w:sz w:val="19"/>
         </w:rPr>
-        <w:t>Hình 13 — Trung tâm Backup: Drive, file .cpb, nhận từ user</w:t>
+        <w:t>Hình 17 — Menu cài đặt: đổi giao diện, bảo mật</w:t>
+      </w:r>
+    </w:p>
+    <w:p>
+      <w:pPr>
+        <w:pStyle w:val="Heading2"/>
+      </w:pPr>
+      <w:r>
+        <w:t>3.14. Sao lưu &amp; khôi phục</w:t>
+      </w:r>
+    </w:p>
+    <w:p>
+      <w:pPr>
+        <w:spacing w:after="120"/>
+      </w:pPr>
+      <w:r>
+        <w:rPr>
+          <w:b w:val="0"/>
+          <w:i w:val="0"/>
+        </w:rPr>
+        <w:t>Mở từ Thao tác nhanh → "Sao lưu &amp; khôi phục" (Trung tâm Backup). Mọi bản sao lưu đều được mã hóa AES-GCM bằng khóa bảo mật (KDATA) do máy chủ quản trị cấp riêng cho từng nhân viên.</w:t>
+      </w:r>
+    </w:p>
+    <w:p>
+      <w:pPr>
+        <w:spacing w:after="60"/>
+      </w:pPr>
+      <w:r>
+        <w:rPr>
+          <w:b/>
+          <w:i w:val="0"/>
+        </w:rPr>
+        <w:t>a) Sao lưu tự động lên Google Drive</w:t>
+      </w:r>
+    </w:p>
+    <w:p>
+      <w:pPr>
+        <w:pStyle w:val="ListBullet"/>
+      </w:pPr>
+      <w:r>
+        <w:rPr>
+          <w:b/>
+        </w:rPr>
+        <w:t xml:space="preserve">Chuẩn bị: </w:t>
+      </w:r>
+      <w:r>
+        <w:t>cấu hình trước Link GAS cá nhân + mã bảo mật trong "Cài đặt Google Drive" ở màn hình chính.</w:t>
+      </w:r>
+    </w:p>
+    <w:p>
+      <w:pPr>
+        <w:pStyle w:val="ListBullet"/>
+      </w:pPr>
+      <w:r>
+        <w:rPr>
+          <w:b/>
+        </w:rPr>
+        <w:t xml:space="preserve">Thực hiện: </w:t>
+      </w:r>
+      <w:r>
+        <w:t>nhấn "Sao lưu lên Drive" để đẩy bản mã hóa lên Google Drive của chính bạn. App cũng tự sao lưu mỗi ngày và luôn giữ 3 bản mới nhất.</w:t>
+      </w:r>
+    </w:p>
+    <w:p>
+      <w:pPr>
+        <w:spacing w:after="60"/>
+      </w:pPr>
+      <w:r>
+        <w:rPr>
+          <w:b/>
+          <w:i w:val="0"/>
+        </w:rPr>
+        <w:t>b) Sao lưu trong máy / xuất file</w:t>
+      </w:r>
+    </w:p>
+    <w:p>
+      <w:pPr>
+        <w:pStyle w:val="ListBullet"/>
+      </w:pPr>
+      <w:r>
+        <w:rPr>
+          <w:b/>
+        </w:rPr>
+        <w:t xml:space="preserve">Tạo file: </w:t>
+      </w:r>
+      <w:r>
+        <w:t>"Tạo &amp; xuất file" tạo một bản sao lưu .cpb đã mã hóa, lưu trong máy và có thể xuất ra ngoài để cất giữ.</w:t>
+      </w:r>
+    </w:p>
+    <w:p>
+      <w:pPr>
+        <w:pStyle w:val="ListBullet"/>
+      </w:pPr>
+      <w:r>
+        <w:rPr>
+          <w:b/>
+        </w:rPr>
+        <w:t xml:space="preserve">Quản lý: </w:t>
+      </w:r>
+      <w:r>
+        <w:t>mỗi bản trong danh sách "Bản sao lưu trong máy" có các nút: Restore (khôi phục), Xuất file, Gửi (chuyển cho user khác — mục 3.15), Xóa.</w:t>
+      </w:r>
+    </w:p>
+    <w:p>
+      <w:pPr>
+        <w:pStyle w:val="ListBullet"/>
+      </w:pPr>
+      <w:r>
+        <w:rPr>
+          <w:b/>
+        </w:rPr>
+        <w:t xml:space="preserve">Khôi phục: </w:t>
+      </w:r>
+      <w:r>
+        <w:t>"Nhập file .cpb" để khôi phục dữ liệu từ một file backup đã có.</w:t>
+      </w:r>
+    </w:p>
+    <w:p>
+      <w:pPr>
+        <w:spacing w:after="120"/>
+      </w:pPr>
+      <w:r>
+        <w:rPr>
+          <w:b w:val="0"/>
+          <w:i/>
+          <w:color w:val="555D6B"/>
+        </w:rPr>
+        <w:t>Khi khôi phục, app luôn hỏi xác nhận trước khi ghi đè dữ liệu hiện tại.</w:t>
+      </w:r>
+    </w:p>
+    <w:tbl>
+      <w:tblPr>
+        <w:tblW w:type="auto" w:w="0"/>
+        <w:jc w:val="center"/>
+        <w:tblLook w:firstColumn="1" w:firstRow="1" w:lastColumn="0" w:lastRow="0" w:noHBand="0" w:noVBand="1" w:val="04A0"/>
+      </w:tblPr>
+      <w:tblGrid>
+        <w:gridCol w:w="4320"/>
+        <w:gridCol w:w="4320"/>
+      </w:tblGrid>
+      <w:tr>
+        <w:tc>
+          <w:tcPr>
+            <w:tcW w:type="dxa" w:w="4320"/>
+          </w:tcPr>
+          <w:p>
+            <w:pPr>
+              <w:jc w:val="center"/>
+            </w:pPr>
+            <w:r>
+              <w:drawing>
+                <wp:inline xmlns:a="http://schemas.openxmlformats.org/drawingml/2006/main" xmlns:pic="http://schemas.openxmlformats.org/drawingml/2006/picture">
+                  <wp:extent cx="2376000" cy="5141908"/>
+                  <wp:docPr id="18" name="Picture 18"/>
+                  <wp:cNvGraphicFramePr>
+                    <a:graphicFrameLocks noChangeAspect="1"/>
+                  </wp:cNvGraphicFramePr>
+                  <a:graphic>
+                    <a:graphicData uri="http://schemas.openxmlformats.org/drawingml/2006/picture">
+                      <pic:pic>
+                        <pic:nvPicPr>
+                          <pic:cNvPr id="0" name="11_backup_manager.png"/>
+                          <pic:cNvPicPr/>
+                        </pic:nvPicPr>
+                        <pic:blipFill>
+                          <a:blip r:embed="rId26"/>
+                          <a:stretch>
+                            <a:fillRect/>
+                          </a:stretch>
+                        </pic:blipFill>
+                        <pic:spPr>
+                          <a:xfrm>
+                            <a:off x="0" y="0"/>
+                            <a:ext cx="2376000" cy="5141908"/>
+                          </a:xfrm>
+                          <a:prstGeom prst="rect"/>
+                        </pic:spPr>
+                      </pic:pic>
+                    </a:graphicData>
+                  </a:graphic>
+                </wp:inline>
+              </w:drawing>
+            </w:r>
+          </w:p>
+        </w:tc>
+        <w:tc>
+          <w:tcPr>
+            <w:tcW w:type="dxa" w:w="4320"/>
+          </w:tcPr>
+          <w:p>
+            <w:pPr>
+              <w:jc w:val="center"/>
+            </w:pPr>
+            <w:r>
+              <w:drawing>
+                <wp:inline xmlns:a="http://schemas.openxmlformats.org/drawingml/2006/main" xmlns:pic="http://schemas.openxmlformats.org/drawingml/2006/picture">
+                  <wp:extent cx="2376000" cy="5141908"/>
+                  <wp:docPr id="19" name="Picture 19"/>
+                  <wp:cNvGraphicFramePr>
+                    <a:graphicFrameLocks noChangeAspect="1"/>
+                  </wp:cNvGraphicFramePr>
+                  <a:graphic>
+                    <a:graphicData uri="http://schemas.openxmlformats.org/drawingml/2006/picture">
+                      <pic:pic>
+                        <pic:nvPicPr>
+                          <pic:cNvPr id="0" name="16_backup_list.png"/>
+                          <pic:cNvPicPr/>
+                        </pic:nvPicPr>
+                        <pic:blipFill>
+                          <a:blip r:embed="rId27"/>
+                          <a:stretch>
+                            <a:fillRect/>
+                          </a:stretch>
+                        </pic:blipFill>
+                        <pic:spPr>
+                          <a:xfrm>
+                            <a:off x="0" y="0"/>
+                            <a:ext cx="2376000" cy="5141908"/>
+                          </a:xfrm>
+                          <a:prstGeom prst="rect"/>
+                        </pic:spPr>
+                      </pic:pic>
+                    </a:graphicData>
+                  </a:graphic>
+                </wp:inline>
+              </w:drawing>
+            </w:r>
+          </w:p>
+        </w:tc>
+      </w:tr>
+      <w:tr>
+        <w:tc>
+          <w:tcPr>
+            <w:tcW w:type="dxa" w:w="4320"/>
+          </w:tcPr>
+          <w:p>
+            <w:pPr>
+              <w:jc w:val="center"/>
+            </w:pPr>
+            <w:r>
+              <w:rPr>
+                <w:i/>
+                <w:color w:val="555D6B"/>
+                <w:sz w:val="19"/>
+              </w:rPr>
+              <w:t>Hình 18 — Trung tâm Backup: Drive, file .cpb, nhận từ user</w:t>
+            </w:r>
+          </w:p>
+        </w:tc>
+        <w:tc>
+          <w:tcPr>
+            <w:tcW w:type="dxa" w:w="4320"/>
+          </w:tcPr>
+          <w:p>
+            <w:pPr>
+              <w:jc w:val="center"/>
+            </w:pPr>
+            <w:r>
+              <w:rPr>
+                <w:i/>
+                <w:color w:val="555D6B"/>
+                <w:sz w:val="19"/>
+              </w:rPr>
+              <w:t>Hình 19 — Danh sách bản sao lưu trong máy và các nút thao tác</w:t>
+            </w:r>
+          </w:p>
+        </w:tc>
+      </w:tr>
+    </w:tbl>
+    <w:p>
+      <w:pPr>
+        <w:spacing w:after="120"/>
+      </w:pPr>
+    </w:p>
+    <w:p>
+      <w:pPr>
+        <w:pStyle w:val="Heading2"/>
+      </w:pPr>
+      <w:r>
+        <w:t>3.15. Chuyển bản backup cho user khác</w:t>
+      </w:r>
+    </w:p>
+    <w:p>
+      <w:pPr>
+        <w:spacing w:after="120"/>
+      </w:pPr>
+      <w:r>
+        <w:rPr>
+          <w:b w:val="0"/>
+          <w:i w:val="0"/>
+        </w:rPr>
+        <w:t>Ngoài file và Google Drive, ClientPro cho phép gửi thẳng một bản sao lưu (mã hóa) tới một cán bộ khác qua đám mây — rất tiện khi bàn giao hồ sơ hoặc chuyển toàn bộ dữ liệu sang thiết bị/máy mới. Dữ liệu được trung chuyển qua máy chủ quản trị và tự động xóa sau 24 giờ.</w:t>
+      </w:r>
+    </w:p>
+    <w:p>
+      <w:pPr>
+        <w:spacing w:after="60"/>
+      </w:pPr>
+      <w:r>
+        <w:rPr>
+          <w:b/>
+          <w:i w:val="0"/>
+        </w:rPr>
+        <w:t>a) Bên gửi</w:t>
+      </w:r>
+    </w:p>
+    <w:p>
+      <w:pPr>
+        <w:pStyle w:val="ListNumber"/>
+      </w:pPr>
+      <w:r>
+        <w:t>Vào Trung tâm Backup → "Xem danh sách" bản sao lưu trong máy (tạo mới nếu chưa có).</w:t>
+      </w:r>
+    </w:p>
+    <w:p>
+      <w:pPr>
+        <w:pStyle w:val="ListNumber"/>
+      </w:pPr>
+      <w:r>
+        <w:t>Ở bản cần gửi, nhấn nút "Gửi".</w:t>
+      </w:r>
+    </w:p>
+    <w:p>
+      <w:pPr>
+        <w:pStyle w:val="ListNumber"/>
+      </w:pPr>
+      <w:r>
+        <w:t>Bảng "Chọn user để gửi" hiện danh sách các cán bộ được cấp quyền (tìm theo tên hoặc mã nhân viên). Chọn người nhận.</w:t>
+      </w:r>
+    </w:p>
+    <w:p>
+      <w:pPr>
+        <w:pStyle w:val="ListNumber"/>
+      </w:pPr>
+      <w:r>
+        <w:t>Xác nhận. App mã hóa và tải bản ghi lên; báo "Đã gửi bản ghi" khi hoàn tất.</w:t>
+      </w:r>
+    </w:p>
+    <w:p>
+      <w:pPr>
+        <w:spacing w:after="120"/>
+      </w:pPr>
+      <w:r>
+        <w:rPr>
+          <w:b w:val="0"/>
+          <w:i w:val="0"/>
+        </w:rPr>
+        <w:t>Ngoài gửi toàn bộ, app còn cho phép chọn một hoặc vài khách hàng để gửi một phần dữ liệu (qua chức năng chọn khách hàng) — hữu ích khi chỉ cần bàn giao vài hồ sơ.</w:t>
+      </w:r>
+    </w:p>
+    <w:p>
+      <w:pPr>
+        <w:pStyle w:val="ListNumber"/>
+      </w:pPr>
+      <w:r>
+        <w:rPr>
+          <w:b/>
+        </w:rPr>
+        <w:t xml:space="preserve">Lưu ý: </w:t>
+      </w:r>
+      <w:r>
+        <w:t>Chỉ những user được máy chủ cấp quyền mới nhận và giải mã được — người ngoài không mở được bản ghi.</w:t>
+      </w:r>
+    </w:p>
+    <w:p>
+      <w:pPr>
+        <w:spacing w:after="60"/>
+      </w:pPr>
+      <w:r>
+        <w:rPr>
+          <w:b/>
+          <w:i w:val="0"/>
+        </w:rPr>
+        <w:t>b) Bên nhận</w:t>
+      </w:r>
+    </w:p>
+    <w:p>
+      <w:pPr>
+        <w:pStyle w:val="ListNumber"/>
+      </w:pPr>
+      <w:r>
+        <w:t>App kiểm tra hộp thư đến định kỳ; khi có bản ghi mới sẽ hiện thông báo "Bạn đã nhận được bản ghi từ …" kèm nút "Nhận &amp; Restore" hoặc "Để sau".</w:t>
+      </w:r>
+    </w:p>
+    <w:p>
+      <w:pPr>
+        <w:pStyle w:val="ListNumber"/>
+      </w:pPr>
+      <w:r>
+        <w:t>Có thể mở lại bất cứ lúc nào tại Trung tâm Backup → "Nhận từ user" (có huy hiệu số bản ghi đang chờ).</w:t>
+      </w:r>
+    </w:p>
+    <w:p>
+      <w:pPr>
+        <w:pStyle w:val="ListNumber"/>
+      </w:pPr>
+      <w:r>
+        <w:t>Nhấn "Nhận &amp; Restore" để tải về, giải mã và khôi phục dữ liệu; hoặc "Bỏ qua" để loại bản ghi khỏi hộp thư.</w:t>
+      </w:r>
+    </w:p>
+    <w:p>
+      <w:pPr>
+        <w:spacing w:after="120"/>
+      </w:pPr>
+      <w:r>
+        <w:rPr>
+          <w:b w:val="0"/>
+          <w:i/>
+          <w:color w:val="555D6B"/>
+        </w:rPr>
+        <w:t>Các bản ghi trong hộp thư sẽ tự động xóa sau 24 giờ nếu không xử lý.</w:t>
+      </w:r>
+    </w:p>
+    <w:tbl>
+      <w:tblPr>
+        <w:tblW w:type="auto" w:w="0"/>
+        <w:jc w:val="center"/>
+        <w:tblLook w:firstColumn="1" w:firstRow="1" w:lastColumn="0" w:lastRow="0" w:noHBand="0" w:noVBand="1" w:val="04A0"/>
+      </w:tblPr>
+      <w:tblGrid>
+        <w:gridCol w:w="4320"/>
+        <w:gridCol w:w="4320"/>
+      </w:tblGrid>
+      <w:tr>
+        <w:tc>
+          <w:tcPr>
+            <w:tcW w:type="dxa" w:w="4320"/>
+          </w:tcPr>
+          <w:p>
+            <w:pPr>
+              <w:jc w:val="center"/>
+            </w:pPr>
+            <w:r>
+              <w:drawing>
+                <wp:inline xmlns:a="http://schemas.openxmlformats.org/drawingml/2006/main" xmlns:pic="http://schemas.openxmlformats.org/drawingml/2006/picture">
+                  <wp:extent cx="2376000" cy="5141908"/>
+                  <wp:docPr id="20" name="Picture 20"/>
+                  <wp:cNvGraphicFramePr>
+                    <a:graphicFrameLocks noChangeAspect="1"/>
+                  </wp:cNvGraphicFramePr>
+                  <a:graphic>
+                    <a:graphicData uri="http://schemas.openxmlformats.org/drawingml/2006/picture">
+                      <pic:pic>
+                        <pic:nvPicPr>
+                          <pic:cNvPr id="0" name="17_send_user.png"/>
+                          <pic:cNvPicPr/>
+                        </pic:nvPicPr>
+                        <pic:blipFill>
+                          <a:blip r:embed="rId28"/>
+                          <a:stretch>
+                            <a:fillRect/>
+                          </a:stretch>
+                        </pic:blipFill>
+                        <pic:spPr>
+                          <a:xfrm>
+                            <a:off x="0" y="0"/>
+                            <a:ext cx="2376000" cy="5141908"/>
+                          </a:xfrm>
+                          <a:prstGeom prst="rect"/>
+                        </pic:spPr>
+                      </pic:pic>
+                    </a:graphicData>
+                  </a:graphic>
+                </wp:inline>
+              </w:drawing>
+            </w:r>
+          </w:p>
+        </w:tc>
+        <w:tc>
+          <w:tcPr>
+            <w:tcW w:type="dxa" w:w="4320"/>
+          </w:tcPr>
+          <w:p>
+            <w:pPr>
+              <w:jc w:val="center"/>
+            </w:pPr>
+            <w:r>
+              <w:drawing>
+                <wp:inline xmlns:a="http://schemas.openxmlformats.org/drawingml/2006/main" xmlns:pic="http://schemas.openxmlformats.org/drawingml/2006/picture">
+                  <wp:extent cx="2376000" cy="5141908"/>
+                  <wp:docPr id="21" name="Picture 21"/>
+                  <wp:cNvGraphicFramePr>
+                    <a:graphicFrameLocks noChangeAspect="1"/>
+                  </wp:cNvGraphicFramePr>
+                  <a:graphic>
+                    <a:graphicData uri="http://schemas.openxmlformats.org/drawingml/2006/picture">
+                      <pic:pic>
+                        <pic:nvPicPr>
+                          <pic:cNvPr id="0" name="18_inbox.png"/>
+                          <pic:cNvPicPr/>
+                        </pic:nvPicPr>
+                        <pic:blipFill>
+                          <a:blip r:embed="rId29"/>
+                          <a:stretch>
+                            <a:fillRect/>
+                          </a:stretch>
+                        </pic:blipFill>
+                        <pic:spPr>
+                          <a:xfrm>
+                            <a:off x="0" y="0"/>
+                            <a:ext cx="2376000" cy="5141908"/>
+                          </a:xfrm>
+                          <a:prstGeom prst="rect"/>
+                        </pic:spPr>
+                      </pic:pic>
+                    </a:graphicData>
+                  </a:graphic>
+                </wp:inline>
+              </w:drawing>
+            </w:r>
+          </w:p>
+        </w:tc>
+      </w:tr>
+      <w:tr>
+        <w:tc>
+          <w:tcPr>
+            <w:tcW w:type="dxa" w:w="4320"/>
+          </w:tcPr>
+          <w:p>
+            <w:pPr>
+              <w:jc w:val="center"/>
+            </w:pPr>
+            <w:r>
+              <w:rPr>
+                <w:i/>
+                <w:color w:val="555D6B"/>
+                <w:sz w:val="19"/>
+              </w:rPr>
+              <w:t>Hình 20 — Bên gửi: chọn cán bộ nhận bản backup</w:t>
+            </w:r>
+          </w:p>
+        </w:tc>
+        <w:tc>
+          <w:tcPr>
+            <w:tcW w:type="dxa" w:w="4320"/>
+          </w:tcPr>
+          <w:p>
+            <w:pPr>
+              <w:jc w:val="center"/>
+            </w:pPr>
+            <w:r>
+              <w:rPr>
+                <w:i/>
+                <w:color w:val="555D6B"/>
+                <w:sz w:val="19"/>
+              </w:rPr>
+              <w:t>Hình 21 — Bên nhận: hộp thư "Nhận từ user"</w:t>
+            </w:r>
+          </w:p>
+        </w:tc>
+      </w:tr>
+    </w:tbl>
+    <w:p>
+      <w:pPr>
+        <w:spacing w:after="120"/>
+      </w:pPr>
+    </w:p>
+    <w:p>
+      <w:pPr>
+        <w:jc w:val="center"/>
+      </w:pPr>
+      <w:r>
+        <w:drawing>
+          <wp:inline xmlns:a="http://schemas.openxmlformats.org/drawingml/2006/main" xmlns:pic="http://schemas.openxmlformats.org/drawingml/2006/picture">
+            <wp:extent cx="2520000" cy="5453538"/>
+            <wp:docPr id="22" name="Picture 22"/>
+            <wp:cNvGraphicFramePr>
+              <a:graphicFrameLocks noChangeAspect="1"/>
+            </wp:cNvGraphicFramePr>
+            <a:graphic>
+              <a:graphicData uri="http://schemas.openxmlformats.org/drawingml/2006/picture">
+                <pic:pic>
+                  <pic:nvPicPr>
+                    <pic:cNvPr id="0" name="18b_recv_notice.png"/>
+                    <pic:cNvPicPr/>
+                  </pic:nvPicPr>
+                  <pic:blipFill>
+                    <a:blip r:embed="rId30"/>
+                    <a:stretch>
+                      <a:fillRect/>
+                    </a:stretch>
+                  </pic:blipFill>
+                  <pic:spPr>
+                    <a:xfrm>
+                      <a:off x="0" y="0"/>
+                      <a:ext cx="2520000" cy="5453538"/>
+                    </a:xfrm>
+                    <a:prstGeom prst="rect"/>
+                  </pic:spPr>
+                </pic:pic>
+              </a:graphicData>
+            </a:graphic>
+          </wp:inline>
+        </w:drawing>
+      </w:r>
+    </w:p>
+    <w:p>
+      <w:pPr>
+        <w:spacing w:after="280"/>
+        <w:jc w:val="center"/>
+      </w:pPr>
+      <w:r>
+        <w:rPr>
+          <w:i/>
+          <w:color w:val="555D6B"/>
+          <w:sz w:val="19"/>
+        </w:rPr>
+        <w:t>Hình 22 — Thông báo nhận được bản ghi từ user khác</w:t>
       </w:r>
     </w:p>
     <w:p>
@@ -2366,31 +3762,87 @@
           <w:b w:val="0"/>
           <w:i w:val="0"/>
         </w:rPr>
-        <w:t>Ảnh lưu trong cơ sở dữ liệu nội bộ của app trên thiết bị (kho "images"), gắn với từng khách hàng, và được đưa vào bản sao lưu cùng dữ liệu hồ sơ.</w:t>
+        <w:t>Ảnh lưu trong cơ sở dữ liệu nội bộ của app trên thiết bị (kho "images"), gắn với từng khách hàng/tài sản, và được đưa vào bản sao lưu cùng dữ liệu hồ sơ. Ảnh được nén tự động (tối đa 2200px, ~500–700KB/ảnh).</w:t>
       </w:r>
     </w:p>
     <w:p>
       <w:pPr>
-        <w:pStyle w:val="Heading1"/>
-      </w:pPr>
-      <w:r>
-        <w:t>5. Lưu ý quan trọng về an toàn dữ liệu</w:t>
+        <w:spacing w:after="40"/>
+      </w:pPr>
+      <w:r>
+        <w:rPr>
+          <w:b/>
+          <w:i w:val="0"/>
+        </w:rPr>
+        <w:t>❓ Gửi bản backup cho đồng nghiệp thì họ có mở được không?</w:t>
       </w:r>
     </w:p>
     <w:p>
       <w:pPr>
-        <w:pStyle w:val="ListBullet"/>
-      </w:pPr>
-      <w:r>
-        <w:t>Bật tự động sao lưu Google Drive ngay sau khi cài đặt — đây là "bảo hiểm" duy nhất khi mất máy.</w:t>
+        <w:spacing w:after="200"/>
+      </w:pPr>
+      <w:r>
+        <w:rPr>
+          <w:b w:val="0"/>
+          <w:i w:val="0"/>
+        </w:rPr>
+        <w:t>Chỉ những cán bộ được máy chủ quản trị cấp quyền mới nhận và giải mã được bản ghi bạn gửi. Bản ghi trung chuyển qua cloud và tự xóa sau 24 giờ. Người ngoài không có khóa nên không mở được nội dung.</w:t>
       </w:r>
     </w:p>
     <w:p>
       <w:pPr>
+        <w:spacing w:after="40"/>
+      </w:pPr>
+      <w:r>
+        <w:rPr>
+          <w:b/>
+          <w:i w:val="0"/>
+        </w:rPr>
+        <w:t>❓ Lấy tọa độ tài sản bằng cách nào nhanh nhất?</w:t>
+      </w:r>
+    </w:p>
+    <w:p>
+      <w:pPr>
+        <w:spacing w:after="200"/>
+      </w:pPr>
+      <w:r>
+        <w:rPr>
+          <w:b w:val="0"/>
+          <w:i w:val="0"/>
+        </w:rPr>
+        <w:t>Đứng tại tài sản, mở form TSBĐ và nhấn nút định vị (ghim) cạnh ô Tọa độ — app tự dò GPS và điền tọa độ. Ngoài ra có thể dán link Google Maps hoặc gõ trực tiếp "vĩ độ, kinh độ".</w:t>
+      </w:r>
+    </w:p>
+    <w:p>
+      <w:pPr>
+        <w:pStyle w:val="Heading1"/>
+      </w:pPr>
+      <w:r>
+        <w:t>5. Lưu ý quan trọng về an toàn dữ liệu</w:t>
+      </w:r>
+    </w:p>
+    <w:p>
+      <w:pPr>
         <w:pStyle w:val="ListBullet"/>
       </w:pPr>
       <w:r>
-        <w:t>Không chia sẻ mã PIN, mã nhân viên và file backup (.cpb) cho bất kỳ ai.</w:t>
+        <w:t>Bật tự động sao lưu Google Drive ngay sau khi cài đặt — đây là "bảo hiểm" duy nhất khi mất máy.</w:t>
+      </w:r>
+    </w:p>
+    <w:p>
+      <w:pPr>
+        <w:pStyle w:val="ListBullet"/>
+      </w:pPr>
+      <w:r>
+        <w:t>Giữ kín mã PIN và mã nhân viên — đây là hai chìa khóa mở dữ liệu của bạn.</w:t>
+      </w:r>
+    </w:p>
+    <w:p>
+      <w:pPr>
+        <w:pStyle w:val="ListBullet"/>
+      </w:pPr>
+      <w:r>
+        <w:t>Khi cần chuyển dữ liệu cho đồng nghiệp, dùng chức năng "Gửi" trong Trung tâm Backup (chỉ user được cấp quyền mới nhận và giải mã được), thay vì gửi file .cpb qua các kênh không kiểm soát.</w:t>
       </w:r>
     </w:p>
     <w:p>
